--- a/app/templates/PLI_M08.docx
+++ b/app/templates/PLI_M08.docx
@@ -346,15 +346,19 @@
           <w:tcPr>
             <w:tcW w:type="dxa" w:w="1080"/>
           </w:tcPr>
-          <w:p/>
-        </w:tc>
-        <w:tc>
-          <w:tcPr>
-            <w:tcW w:type="dxa" w:w="1080"/>
-          </w:tcPr>
           <w:p>
             <w:r>
-              <w:t>{#ds_co_dong_nn}{ten_cd}</w:t>
+              <w:t>{#ds_co_dong_nn}{_stt}</w:t>
+            </w:r>
+          </w:p>
+        </w:tc>
+        <w:tc>
+          <w:tcPr>
+            <w:tcW w:type="dxa" w:w="1080"/>
+          </w:tcPr>
+          <w:p>
+            <w:r>
+              <w:t>{ten_cd}</w:t>
             </w:r>
           </w:p>
         </w:tc>

--- a/app/templates/PLI_M08.docx
+++ b/app/templates/PLI_M08.docx
@@ -966,7 +966,7 @@
           <w:sz w:val="24"/>
           <w:sz-cs w:val="24"/>
         </w:rPr>
-        <w:t>Họ, chữ đệm và tên Giám đốc/Tổng giám đốc:{gd.ho_ten}</w:t>
+        <w:t>Họ, chữ đệm và tên Giám đốc/Tổng giám đốc: {gd.ho_ten}</w:t>
       </w:r>
     </w:p>
     <w:p>
@@ -1005,20 +1005,20 @@
           <w:sz w:val="24"/>
           <w:sz-cs w:val="24"/>
         </w:rPr>
-        <w:t>Số định danh cá nhân:{gd.so_cccd}</w:t>
-      </w:r>
-    </w:p>
-    <w:p>
-      <w:pPr>
-        <w:spacing w:before="120"/>
-      </w:pPr>
-      <w:r>
-        <w:rPr>
-          <w:rFonts w:ascii="Arial" w:hAnsi="Arial" w:cs="Arial"/>
-          <w:sz w:val="24"/>
-          <w:sz-cs w:val="24"/>
-        </w:rPr>
-        <w:t>Điện thoại:{gd.dien_thoai}</w:t>
+        <w:t>Số định danh cá nhân: {gd.so_cccd}</w:t>
+      </w:r>
+    </w:p>
+    <w:p>
+      <w:pPr>
+        <w:spacing w:before="120"/>
+      </w:pPr>
+      <w:r>
+        <w:rPr>
+          <w:rFonts w:ascii="Arial" w:hAnsi="Arial" w:cs="Arial"/>
+          <w:sz w:val="24"/>
+          <w:sz-cs w:val="24"/>
+        </w:rPr>
+        <w:t>Điện thoại: {gd.dien_thoai}</w:t>
       </w:r>
     </w:p>
     <w:p>
@@ -1075,7 +1075,7 @@
           <w:sz w:val="24"/>
           <w:sz-cs w:val="24"/>
         </w:rPr>
-        <w:t>Họ, chữ đệm và tên Kế toán trưởng/Phụ trách kế toán:{kt.ho_ten}</w:t>
+        <w:t>Họ, chữ đệm và tên Kế toán trưởng/Phụ trách kế toán: {kt.ho_ten}</w:t>
       </w:r>
     </w:p>
     <w:p>
@@ -1114,20 +1114,20 @@
           <w:sz w:val="24"/>
           <w:sz-cs w:val="24"/>
         </w:rPr>
-        <w:t>Số định danh cá nhân:{kt.so_cccd}</w:t>
-      </w:r>
-    </w:p>
-    <w:p>
-      <w:pPr>
-        <w:spacing w:before="120"/>
-      </w:pPr>
-      <w:r>
-        <w:rPr>
-          <w:rFonts w:ascii="Arial" w:hAnsi="Arial" w:cs="Arial"/>
-          <w:sz w:val="24"/>
-          <w:sz-cs w:val="24"/>
-        </w:rPr>
-        <w:t>Điện thoại:{kt.dien_thoai}</w:t>
+        <w:t>Số định danh cá nhân: {kt.so_cccd}</w:t>
+      </w:r>
+    </w:p>
+    <w:p>
+      <w:pPr>
+        <w:spacing w:before="120"/>
+      </w:pPr>
+      <w:r>
+        <w:rPr>
+          <w:rFonts w:ascii="Arial" w:hAnsi="Arial" w:cs="Arial"/>
+          <w:sz w:val="24"/>
+          <w:sz-cs w:val="24"/>
+        </w:rPr>
+        <w:t>Điện thoại: {kt.dien_thoai}</w:t>
       </w:r>
     </w:p>
     <w:p>
@@ -1240,7 +1240,7 @@
           <w:sz w:val="24"/>
           <w:sz-cs w:val="24"/>
         </w:rPr>
-        <w:t>): {dien_thoai_lien_he}Số fax (</w:t>
+        <w:t>): {dien_thoai_lien_he} Số fax (</w:t>
       </w:r>
       <w:r>
         <w:rPr>
@@ -1257,7 +1257,7 @@
           <w:sz w:val="24"/>
           <w:sz-cs w:val="24"/>
         </w:rPr>
-        <w:t>):{fax}</w:t>
+        <w:t>): {fax}</w:t>
       </w:r>
     </w:p>
     <w:p>
@@ -1287,7 +1287,7 @@
           <w:sz w:val="24"/>
           <w:sz-cs w:val="24"/>
         </w:rPr>
-        <w:t>):{email_tru_so}</w:t>
+        <w:t>): {email_tru_so}</w:t>
       </w:r>
     </w:p>
     <w:p>

--- a/app/templates/PLI_M08.docx
+++ b/app/templates/PLI_M08.docx
@@ -1405,6 +1405,14 @@
           <w:sz w:val="24"/>
           <w:sz-cs w:val="24"/>
         </w:rPr>
+        <w:t xml:space="preserve">{chk_ht_doc_lap} </w:t>
+      </w:r>
+      <w:r>
+        <w:rPr>
+          <w:rFonts w:ascii="Arial" w:hAnsi="Arial" w:cs="Arial"/>
+          <w:sz w:val="24"/>
+          <w:sz-cs w:val="24"/>
+        </w:rPr>
         <w:t xml:space="preserve">Hạch toán độc lập</w:t>
       </w:r>
     </w:p>
@@ -1418,19 +1426,6 @@
           <w:sz w:val="24"/>
           <w:sz-cs w:val="24"/>
         </w:rPr>
-        <w:t>{chk_ht_doc_lap}</w:t>
-      </w:r>
-    </w:p>
-    <w:p>
-      <w:pPr>
-        <w:spacing w:before="120"/>
-      </w:pPr>
-      <w:r>
-        <w:rPr>
-          <w:rFonts w:ascii="Arial" w:hAnsi="Arial" w:cs="Arial"/>
-          <w:sz w:val="24"/>
-          <w:sz-cs w:val="24"/>
-        </w:rPr>
         <w:t xml:space="preserve"/>
       </w:r>
     </w:p>
@@ -1470,6 +1465,14 @@
           <w:sz w:val="24"/>
           <w:sz-cs w:val="24"/>
         </w:rPr>
+        <w:t xml:space="preserve">{chk_ht_phu_thuoc} </w:t>
+      </w:r>
+      <w:r>
+        <w:rPr>
+          <w:rFonts w:ascii="Arial" w:hAnsi="Arial" w:cs="Arial"/>
+          <w:sz w:val="24"/>
+          <w:sz-cs w:val="24"/>
+        </w:rPr>
         <w:t xml:space="preserve">Hạch toán phụ thuộc</w:t>
       </w:r>
     </w:p>
@@ -1483,19 +1486,6 @@
           <w:sz w:val="24"/>
           <w:sz-cs w:val="24"/>
         </w:rPr>
-        <w:t>{chk_ht_phu_thuoc}</w:t>
-      </w:r>
-    </w:p>
-    <w:p>
-      <w:pPr>
-        <w:spacing w:before="120"/>
-      </w:pPr>
-      <w:r>
-        <w:rPr>
-          <w:rFonts w:ascii="Arial" w:hAnsi="Arial" w:cs="Arial"/>
-          <w:sz w:val="24"/>
-          <w:sz-cs w:val="24"/>
-        </w:rPr>
         <w:t xml:space="preserve"/>
       </w:r>
     </w:p>
@@ -1832,24 +1822,19 @@
           <w:sz w:val="24"/>
           <w:sz-cs w:val="24"/>
         </w:rPr>
+        <w:t xml:space="preserve">{chk_gtgt_khoan_tru} </w:t>
+      </w:r>
+      <w:r>
+        <w:rPr>
+          <w:rFonts w:ascii="Arial" w:hAnsi="Arial" w:cs="Arial"/>
+          <w:sz w:val="24"/>
+          <w:sz-cs w:val="24"/>
+        </w:rPr>
         <w:t xml:space="preserve">Khấu trừ</w:t>
       </w:r>
     </w:p>
     <w:p>
       <w:pPr>
-        <w:spacing w:before="120"/>
-      </w:pPr>
-      <w:r>
-        <w:rPr>
-          <w:rFonts w:ascii="Arial" w:hAnsi="Arial" w:cs="Arial"/>
-          <w:sz w:val="24"/>
-          <w:sz-cs w:val="24"/>
-        </w:rPr>
-        <w:t>{chk_gtgt_khoan_tru}</w:t>
-      </w:r>
-    </w:p>
-    <w:p>
-      <w:pPr>
         <w:jc w:val="center"/>
         <w:spacing w:before="120"/>
       </w:pPr>
@@ -1872,24 +1857,19 @@
           <w:sz w:val="24"/>
           <w:sz-cs w:val="24"/>
         </w:rPr>
+        <w:t xml:space="preserve">{chk_gtgt_truc_tiep_tren_gtgt} </w:t>
+      </w:r>
+      <w:r>
+        <w:rPr>
+          <w:rFonts w:ascii="Arial" w:hAnsi="Arial" w:cs="Arial"/>
+          <w:sz w:val="24"/>
+          <w:sz-cs w:val="24"/>
+        </w:rPr>
         <w:t xml:space="preserve">Trực tiếp trên GTGT</w:t>
       </w:r>
     </w:p>
     <w:p>
       <w:pPr>
-        <w:spacing w:before="120"/>
-      </w:pPr>
-      <w:r>
-        <w:rPr>
-          <w:rFonts w:ascii="Arial" w:hAnsi="Arial" w:cs="Arial"/>
-          <w:sz w:val="24"/>
-          <w:sz-cs w:val="24"/>
-        </w:rPr>
-        <w:t>{chk_gtgt_truc_tiep_tren_gtgt}</w:t>
-      </w:r>
-    </w:p>
-    <w:p>
-      <w:pPr>
         <w:jc w:val="center"/>
         <w:spacing w:before="120"/>
       </w:pPr>
@@ -1912,24 +1892,19 @@
           <w:sz w:val="24"/>
           <w:sz-cs w:val="24"/>
         </w:rPr>
+        <w:t xml:space="preserve">{chk_gtgt_truc_tiep_doanh_so} </w:t>
+      </w:r>
+      <w:r>
+        <w:rPr>
+          <w:rFonts w:ascii="Arial" w:hAnsi="Arial" w:cs="Arial"/>
+          <w:sz w:val="24"/>
+          <w:sz-cs w:val="24"/>
+        </w:rPr>
         <w:t xml:space="preserve">Trực tiếp trên doanh số</w:t>
       </w:r>
     </w:p>
     <w:p>
       <w:pPr>
-        <w:spacing w:before="120"/>
-      </w:pPr>
-      <w:r>
-        <w:rPr>
-          <w:rFonts w:ascii="Arial" w:hAnsi="Arial" w:cs="Arial"/>
-          <w:sz w:val="24"/>
-          <w:sz-cs w:val="24"/>
-        </w:rPr>
-        <w:t>{chk_gtgt_truc_tiep_doanh_so}</w:t>
-      </w:r>
-    </w:p>
-    <w:p>
-      <w:pPr>
         <w:jc w:val="center"/>
         <w:spacing w:before="120"/>
       </w:pPr>
@@ -1952,20 +1927,15 @@
           <w:sz w:val="24"/>
           <w:sz-cs w:val="24"/>
         </w:rPr>
+        <w:t xml:space="preserve">{chk_gtgt_khong_phai_nop} </w:t>
+      </w:r>
+      <w:r>
+        <w:rPr>
+          <w:rFonts w:ascii="Arial" w:hAnsi="Arial" w:cs="Arial"/>
+          <w:sz w:val="24"/>
+          <w:sz-cs w:val="24"/>
+        </w:rPr>
         <w:t xml:space="preserve">Không phải nộp thuế GTGT</w:t>
-      </w:r>
-    </w:p>
-    <w:p>
-      <w:pPr>
-        <w:spacing w:before="120"/>
-      </w:pPr>
-      <w:r>
-        <w:rPr>
-          <w:rFonts w:ascii="Arial" w:hAnsi="Arial" w:cs="Arial"/>
-          <w:sz w:val="24"/>
-          <w:sz-cs w:val="24"/>
-        </w:rPr>
-        <w:t>{chk_gtgt_khong_phai_nop}</w:t>
       </w:r>
     </w:p>
     <w:p>

--- a/app/templates/PLI_M08.docx
+++ b/app/templates/PLI_M08.docx
@@ -882,20 +882,6 @@
           <w:sz-cs w:val="24"/>
         </w:rPr>
         <w:t xml:space="preserve">:</w:t>
-      </w:r>
-    </w:p>
-    <w:p>
-      <w:pPr>
-        <w:jc w:val="center"/>
-        <w:spacing w:before="120"/>
-      </w:pPr>
-      <w:r>
-        <w:rPr>
-          <w:rFonts w:ascii="Arial" w:hAnsi="Arial" w:cs="Arial"/>
-          <w:sz w:val="24"/>
-          <w:sz-cs w:val="24"/>
-        </w:rPr>
-        <w:t xml:space="preserve">STT</w:t>
       </w:r>
     </w:p>
     <w:p>
